--- a/example_articles/states/Mississippi/5.states_Mississippi_Other_publisher.docx
+++ b/example_articles/states/Mississippi/5.states_Mississippi_Other_publisher.docx
@@ -29,17 +29,17 @@
     </w:p>
     <w:p>
       <w:r>
-        <w:t>Source File: Other publishers/Files (500) (14).DOCX</w:t>
+        <w:t>Source file: Other publishers/Files (500) (14).DOCX</w:t>
       </w:r>
     </w:p>
     <w:p>
       <w:r>
-        <w:t>Raw locations result: ['Mississippi']</w:t>
+        <w:t>Raw locations result, 'locations': ['Mississippi']</w:t>
       </w:r>
     </w:p>
     <w:p>
       <w:r>
-        <w:t>states_stand_flat (Standardized): Mississippi</w:t>
+        <w:t>Standardized locations result, 'states_stand_flat': Mississippi</w:t>
       </w:r>
     </w:p>
     <w:p>

--- a/example_articles/states/Mississippi/5.states_Mississippi_Other_publisher.docx
+++ b/example_articles/states/Mississippi/5.states_Mississippi_Other_publisher.docx
@@ -7,9 +7,7 @@
         <w:pStyle w:val="Heading1"/>
       </w:pPr>
       <w:r>
-        <w:t>MORAINE MEADOWS ELEMENTARY STUDENTS GET LESSON IN HISTORY;</w:t>
-        <w:br/>
-        <w:t>Students explore fashion, learn about Dayton leaders</w:t>
+        <w:t>No Headline In Original</w:t>
       </w:r>
     </w:p>
     <w:p>
@@ -19,17 +17,17 @@
     </w:p>
     <w:p>
       <w:r>
-        <w:t>Date: 2002-04-25</w:t>
+        <w:t>Date: 2011-08-18</w:t>
       </w:r>
     </w:p>
     <w:p>
       <w:r>
-        <w:t>Section: NEIGHBORS; Pg. Z8-5</w:t>
+        <w:t>Section: ARTS &amp; ENTERTAINMENT; MOVIE GUIDE; Pg. W-12</w:t>
       </w:r>
     </w:p>
     <w:p>
       <w:r>
-        <w:t>Source file: Other publishers/Files (500) (14).DOCX</w:t>
+        <w:t>Source file: Other publishers/Files (305).DOCX</w:t>
       </w:r>
     </w:p>
     <w:p>
@@ -51,31 +49,371 @@
     </w:p>
     <w:p>
       <w:r>
-        <w:t>MORAINE - From loincloths to hoop skirts, Moraine Meadows Elementary School students had a lesson in history through fashion when an educator from the Boonshoft Museum of Discovery helped them "Step Into History."</w:t>
+        <w:t>* Where there are no stars, see reviews Friday, except where noted (some films are not previewed for critics). Key: Movies are rated on a scale of * (bomb) to **** (classic).</w:t>
         <w:br/>
-        <w:t>The assembly last week was a reward for the children who participated in a reading program.</w:t>
+        <w:t>b&gt; OPENING FRIDAY</w:t>
         <w:br/>
-        <w:t>The school at 2600 Holman Ave. is part of the Kettering School District.</w:t>
+        <w:t>/b&gt;</w:t>
         <w:br/>
-        <w:t>Susan Gastineau explained how fashions changed during the centuries, as well as giving tidbits about Dayton's history.</w:t>
+        <w:t>b&gt;ANOTHER EARTH</w:t>
         <w:br/>
-        <w:t>When she told the kids that Indian girls didn't wear shirts in pre-Colonial days, the room erupted in shocked giggles.</w:t>
+        <w:t>/b&gt;</w:t>
         <w:br/>
-        <w:t>She tells how pale skin was a sign of wealth in the 1800s and how Mrs. George Newcom used arsenic powder to whiten her complexion, inadvertently poisoning herself in the process.</w:t>
+        <w:t>On the eve of the discovery of a duplicate Earth, tragedy strikes, and the lives of strangers -- a young woman accepted into MIT's astrophysics program and a brilliant composer -- become irrevocably intertwined. PG-13 for disturbing images, some sexuality, nudity and brief drug use. 92 min. AMC-Loews.</w:t>
         <w:br/>
-        <w:t>Gastineau introduced working-class characters, too, such as an Irish immigrant who came to dig "the big ditch," the Miami-Erie Canal. She had the group guess what an 1880s lady would bring on a picnic. Peanut butter and jelly? Half right - bread and jelly, hardboiled egg, grapes. There was no Rubbermaid or Saran Wrap, Gastineau reminded them.</w:t>
+        <w:t>b&gt;THE BEST AND THE BRIGHTEST</w:t>
         <w:br/>
-        <w:t>John H. Patterson made an appearance.</w:t>
+        <w:t>Not previewed for critics.</w:t>
         <w:br/>
-        <w:t>"At one time, 40,000 people worked for him," Gastineau said. Dorothy Lane is named after his daughter.</w:t>
+        <w:t>/b&gt;</w:t>
         <w:br/>
-        <w:t>A woman from the flapper era, candymaker Esther Price and James Cox represented this century's fashions. Cox, a politician and founder of a media empire that began with the Dayton Daily News , dressed in a silk smoking jacket and ascot.</w:t>
+        <w:t>Modern-day farce, set in the world of New York City's elite private kindergartens and starring Neil Patrick Harris and Bonnie Somerville as newcomers trying to get their 5-year-old daughter into school. R for pervasive language, sexual content and some nudity. 93 min. Oaks.</w:t>
         <w:br/>
-        <w:t>Even in Gastineau's time, things have changed - when she started teaching, her employers told her not to wear slacks to school.</w:t>
+        <w:t>b&gt;CONAN THE BARBARIAN</w:t>
         <w:br/>
-        <w:t>"What?!" a girl cried in the audience.</w:t>
+        <w:t>/b&gt;</w:t>
         <w:br/>
-        <w:t xml:space="preserve">Contact Mara Lee at 225-2420 or e-mail her at mara_lee@coxohio.com  </w:t>
+        <w:t>Robert E. Howard's pulp novel warrior, played by Arnold Schwarzenegger in the 1980s, gets a new star in Jason Momoa, a relaunch and 3-D, to boot, in select theaters. R for strong bloody violence, some sexuality and nudity. 112 min. AMC-Loews, Carmike Bethel Park &amp; Greensburg, Cinemark Robinson &amp; Tarentum, Cranberry, Dependable, Destinta Bridgeville &amp; NV, Plaza, Rave Pittsburgh N, Southland, SouthSide, Washington, Waterworks, Wynnsong.</w:t>
+        <w:br/>
+        <w:t>b&gt;FRIGHT NIGHT</w:t>
+        <w:br/>
+        <w:t>/b&gt;</w:t>
+        <w:br/>
+        <w:t>Remake of the 1985 comedy-horror flick, this time starring Colin Farrell as the neighbor a high school senior (Anton Yelchin) suspects of being a vampire. R for bloody horror violence, and language including some sexual references. 106 min. AMC-Loews, Carmike Bethel Park &amp; Greensburg, Cinemark Robinson &amp; Tarentum, Dependable, Destinta Bridgeville &amp; NV, Penn Hills, Plaza, Rave Pittsburgh N, Southland, SouthSide, Twin Hi-Way, Washington, Waterworks, Wynnsong.</w:t>
+        <w:br/>
+        <w:t>b&gt;ONE DAY</w:t>
+        <w:br/>
+        <w:t>/b&gt;</w:t>
+        <w:br/>
+        <w:t>Anne Hathaway and Jim Sturgess are a principled ambitious working-class young woman and a wealthy charmer who meet on July 15, 1988, the night of their college graduation. For the next two decades, every July 15 reveals how the pair are faring as their friendship ebbs and flows in this adaptation of the David Nicholls novel. PG-13 for sexual content, partial nudity, language, some violence and substance abuse. 108 min. AMC-Loews, Carmike Greensburg, Cinemark Tarentum, Cranberry, Destinta Bridgeville &amp; NV, Galleria, Manor, Rave Pittsburgh N, SouthSide, Waterworks, Wynnsong.</w:t>
+        <w:br/>
+        <w:t>b&gt;PROJECT NIM</w:t>
+        <w:br/>
+        <w:t>* Critic's Call: ***</w:t>
+        <w:br/>
+        <w:t>/b&gt;</w:t>
+        <w:br/>
+        <w:t>Story of a chimp who, in the 1970s, became the focus of a landmark experiment which aimed to show that an ape could learn to communicate with language if raised and nurtured like a human child. PG-13 for some strong language, drug content, thematic elements and disturbing images. 93 min. Melwood.</w:t>
+        <w:br/>
+        <w:t>b&gt;SARAH'S KEY</w:t>
+        <w:br/>
+        <w:t>/b&gt;</w:t>
+        <w:br/>
+        <w:t>Kristin Scott Thomas stars in an adaptation of the Tatiana de Rosnay best-selling novel of the same name. It's a fictionalized account of the roundup of Jewish families in Paris that sentenced thousands to their deaths. PG-13 for thematic material including disturbing situations involving the Holocaust. In French and English with some Italian and German, with English subtitles. 111 min. Manor.</w:t>
+        <w:br/>
+        <w:t>b&gt;SPY KIDS 4: ALL THE TIME IN THE WORLD IN 4D</w:t>
+        <w:br/>
+        <w:t>Not previewed for critics.</w:t>
+        <w:br/>
+        <w:t>/b&gt;</w:t>
+        <w:br/>
+        <w:t>Jessica Alba is a retired secret agent turned wife and mother who is called back into action when the maniacal Timekeeper (Jeremy Piven) threatens to take over the planet in this Robert Rodriguez sequel returning spy kids Alexa Vega and Daryl Sabara to the franchise. PG for mild action and rude humor. AMC-Loews, Carmike Bethel Park &amp; Greensburg, Cinemark Robinson &amp; Tarentum, Cranberry, Dependable, Destinta Bridgeville &amp; NV, Galleria, Penn Hills, Plaza, Rave Pittsburgh N, Southland, Twin Hi-Way, Washington, Waterworks, Wynnsong.</w:t>
+        <w:br/>
+        <w:t>b&gt; OPENING MONDAY</w:t>
+        <w:br/>
+        <w:t>/b&gt;</w:t>
+        <w:br/>
+        <w:t>b&gt;UMBERTO D.</w:t>
+        <w:br/>
+        <w:t>Not reviewed.</w:t>
+        <w:br/>
+        <w:t>/b&gt;</w:t>
+        <w:br/>
+        <w:t>Vittorio De Sica's 1952 neorealist masterpiece follows an elderly pensioner, as he struggles to make ends meet in postwar Italy. In Italian with English. Not rated. 89 min. Harris.</w:t>
+        <w:br/>
+        <w:t>b&gt; CURRENT MOVIES</w:t>
+        <w:br/>
+        <w:t>/b&gt;</w:t>
+        <w:br/>
+        <w:t>b&gt;BEATS, RHYMES &amp; LIFE: THE TRAVELS OF A TRIBE CALLED QUEST</w:t>
+        <w:br/>
+        <w:t>* Critic's Call: ***</w:t>
+        <w:br/>
+        <w:t>/b&gt;</w:t>
+        <w:br/>
+        <w:t>Actor turned director Michael Rapaport chronicles the past, present and uncertain future of the hip-hop pioneers who broke up in 1998 and reunited a decade later. R for language. 98 min. Regent Square.</w:t>
+        <w:br/>
+        <w:t>b&gt;CAPTAIN AMERICA: THE FIRST AVENGER</w:t>
+        <w:br/>
+        <w:t>* Critic's Call: ***1/2</w:t>
+        <w:br/>
+        <w:t>/b&gt;</w:t>
+        <w:br/>
+        <w:t>Steve Rogers (Chris Evans) volunteers to participate in an experimental program that turns him into a super soldier known as Captain America. He joins Bucky Barnes (Sebastian Stan) and Peggy Carter (Hayley Atwell) to wage war on Hydra, a subversive organization dedicated to global domination. PG-13 for intense sequences of sci-fi violence and action. 125 min. AMC-Loews, Carmike Greensburg, Cinemark Robinson &amp; Tarentum, Destinta Bridgeville &amp; NV, SouthSide.</w:t>
+        <w:br/>
+        <w:t>b&gt;CARS 2</w:t>
+        <w:br/>
+        <w:t>* Critic's Call: ***</w:t>
+        <w:br/>
+        <w:t>/b&gt;</w:t>
+        <w:br/>
+        <w:t>When race car Lightning McQueen (voice of Owen Wilson) and tow truck Mater (Larry the Cable Guy) head overseas for the first World Grand Prix, Mater is detoured by international espionage. Michael Caine and Emily Mortimer join the voice cast in this sequel to the 2006 original. In 3-D in select theaters. Rated G. 107 min. Clearview, Destinta Bridgeville.</w:t>
+        <w:br/>
+        <w:t>b&gt;THE CHANGE-UP</w:t>
+        <w:br/>
+        <w:t>* Critic's Call: **</w:t>
+        <w:br/>
+        <w:t>/b&gt;</w:t>
+        <w:br/>
+        <w:t>Body-switching comedy starring Jason Bateman and Ryan Reynolds as once inseparable friends who wake up in the other's body. Before the change-up, Mr. Bateman is an overworked lawyer, husband and father of three while Mr. Reynolds is a single, quasi-employed man-child. R for pervasive, strong crude sexual content and language, some graphic nudity and drug use. 112 min. Carmike Greensburg, Cinemark Robinson &amp; Tarentum, Clearview, Dependable, Destinta Bridgeville &amp; NV, SouthSide, Washington, Wynnsong.</w:t>
+        <w:br/>
+        <w:t>b&gt;COWBOYS &amp; ALIENS</w:t>
+        <w:br/>
+        <w:t>* Critic's Call: **1/2</w:t>
+        <w:br/>
+        <w:t>/b&gt;</w:t>
+        <w:br/>
+        <w:t>Jon Favreau directs Daniel Craig and Harrison Ford in a cross between the classic Western and an alien-invasion movie set in 1875 in the New Mexico Territory. When the town of Absolution comes under attack by marauders from the sky, the once-rejected gunslinger played by Mr. Craig becomes the only hope for salvation. PG-13 for intense sequences of western and sci-fi violence, some partial nudity and a brief crude reference. 118 min. AMC-Loews, Carmike Greensburg, Cinemark Robinson &amp; Tarentum, Destinta Bridgeville &amp; NV, Southland, Washington, Wynnsong.</w:t>
+        <w:br/>
+        <w:t>b&gt;CRAZY, STUPID, LOVE</w:t>
+        <w:br/>
+        <w:t>* Critic's Call: ***</w:t>
+        <w:br/>
+        <w:t>/b&gt;</w:t>
+        <w:br/>
+        <w:t>Steve Carell demands a divorce after learning his wife (Julianne Moore) cheated on him, but he doesn't love the single life, even after a handsome playboy (Ryan Gosling) takes him under his wing in this comedy about marriage, parenting, first love and long-term love. PG-13 for coarse humor, sexual content and language. 118 min. AMC-Loews, Carmike Greensburg, Cinemark Robinson &amp; Tarentum, Clearview, Destinta Bridgeville &amp; NV, Galleria, Rave Pittsburgh N, SouthSide, Waterworks, Wynnsong.</w:t>
+        <w:br/>
+        <w:t>b&gt;FINAL DESTINATION 5</w:t>
+        <w:br/>
+        <w:t>* Critic's Call: *1/2</w:t>
+        <w:br/>
+        <w:t>/b&gt;</w:t>
+        <w:br/>
+        <w:t>During a bus ride to a corporate retreat, a worker (Nicholas D'Agosto) has a premonition about a horrific bridge collapse. He and others cheat death but, as we know from previous installments, the grim reaper will not be denied. R for strong violent/gruesome accidents, and some language. In 3-D, IMAX and 2-D. 92 min. AMC-Loews, Carmike Bethel Park &amp; Greensburg, Cinemark Robinson &amp; Tarentum, Dependable, Destinta Bridgeville &amp; NV, Plaza, Rave Pittsburgh N, Southland, SouthSide, Washington, Waterworks, Wynnsong.</w:t>
+        <w:br/>
+        <w:t>b&gt;FRIENDS WITH BENEFITS</w:t>
+        <w:br/>
+        <w:t>* Critic's Call: **1/2</w:t>
+        <w:br/>
+        <w:t>/b&gt;</w:t>
+        <w:br/>
+        <w:t>Justin Timberlake and Mila Kunis are friends who hook up and -- duh -- realize it complicates everything. R for sexual content and language. 109 min. Cinemark Robinson, Clearview.</w:t>
+        <w:br/>
+        <w:t>b&gt;GLEE THE 3D CONCERT MOVIE</w:t>
+        <w:br/>
+        <w:t>* Critic's Call: **1/2</w:t>
+        <w:br/>
+        <w:t>/b&gt;</w:t>
+        <w:br/>
+        <w:t>The North American concert tour, with 14 members of the hit show, in 3-D in select theaters, 2-D elsewhere. PG for thematic elements, brief language and some sensuality. 100 min. AMC-Loews, Carmike Bethel Park &amp; Greensburg, Cinemark Robinson &amp; Tarentum, Cranberry, Destinta Bridgeville &amp; NV, Southland, SouthSide, Waterworks, Wynnsong.</w:t>
+        <w:br/>
+        <w:t>b&gt;HARRY POTTER AND THE DEATHLY HALLOWS -- PART 2</w:t>
+        <w:br/>
+        <w:t>* Critic's Call: ***1/2</w:t>
+        <w:br/>
+        <w:t>/b&gt;</w:t>
+        <w:br/>
+        <w:t>In the franchise finale, the battle between the good and evil forces of the wizarding world escalates into an all-out war. In 3-D in select theaters. PG-13 for some sequences of intense action violence and frightening images. 130 min. AMC-Loews, Carmike Bethel Park &amp; Greensburg, Cinemark Robinson &amp; Tarentum, Cranberry, Clearview, Destinta Bridgeville &amp; NV, Rave Pittsburgh N, SouthSide, Wynnsong.</w:t>
+        <w:br/>
+        <w:t>b&gt;THE HELP</w:t>
+        <w:br/>
+        <w:t>* Critic's Call: ***</w:t>
+        <w:br/>
+        <w:t>/b&gt;</w:t>
+        <w:br/>
+        <w:t>Adaptation of Kathryn Stockett's novel stars Emma Stone as an aspiring writer who turns her friends' lives and her small Mississippi town upside down in the early 1960s when she decides to interview black women who have spent their lives taking care of prominent Southern families. Viola Davis, Bryce Dallas Howard and Octavia Spencer co-star. PG-13 for thematic material. 137 min. AMC-Loews, Carmike Greensburg, Cinemark Robinson &amp; Tarentum, Cranberry, Destinta Bridgeville &amp; NV, Galleria, Manor, Penn Hills, Rave Pittsburgh N, Southland, SouthSide, Waterworks.</w:t>
+        <w:br/>
+        <w:t>b&gt;HORRIBLE BOSSES</w:t>
+        <w:br/>
+        <w:t>* Critic's Call: **1/2</w:t>
+        <w:br/>
+        <w:t>/b&gt;</w:t>
+        <w:br/>
+        <w:t>Strangers on a train? What about beleaguered employees plotting to get rid of their intolerable bosses? The underlings are Jason Bateman, Jason Sudeikis and Charlie Day while their odious overlords are Kevin Spacey, Colin Farrell and Jennifer Aniston. R for crude and sexual content, pervasive language and some drug material. 98 min. Cinemark Robinson &amp; Tarentum, Clearview, Destinta Bridgeville &amp; NV.</w:t>
+        <w:br/>
+        <w:t>b&gt;MIDNIGHT IN PARIS</w:t>
+        <w:br/>
+        <w:t>* Critic's Call: ***1/2</w:t>
+        <w:br/>
+        <w:t>/b&gt;</w:t>
+        <w:br/>
+        <w:t>Charming Woody Allen movie, starring Owen Wilson, Rachel McAdams and Marion Cotillard. Wilson is a Hollywood screenwriter and would-be novelist who magically slips into the Paris of the past and meets literary and art-world luminaries who have him questioning his career and personal paths. PG-13 for some sexual references and smoking. 100 min. Galleria, Manor.</w:t>
+        <w:br/>
+        <w:t>b&gt;PAGE ONE: INSIDE THE NEW YORK TIMES</w:t>
+        <w:br/>
+        <w:t>* Critic's Call: ***</w:t>
+        <w:br/>
+        <w:t>/b&gt;</w:t>
+        <w:br/>
+        <w:t>Documentary about the Times newsroom and its Media Desk, caught in the maelstrom of changes sweeping papers everywhere. R for language including some sexual references. 90 min. Hollywood, Manor.</w:t>
+        <w:br/>
+        <w:t>b&gt;PASSIONE</w:t>
+        <w:br/>
+        <w:t>* Critic's Call: **1/2</w:t>
+        <w:br/>
+        <w:t>/b&gt;</w:t>
+        <w:br/>
+        <w:t>Actor and filmmaker John Turturro explores the colorful music and people of Naples, Italy. In Italian, English, Neapolitan and Arabic with English subtitles. Not rated. 90 min. Harris (ends Sun.).</w:t>
+        <w:br/>
+        <w:t>b&gt;THE PERFECT HOST</w:t>
+        <w:br/>
+        <w:t>* Critic's Call: **1/2</w:t>
+        <w:br/>
+        <w:t>/b&gt;</w:t>
+        <w:br/>
+        <w:t>Twisty thriller about the consummate host (David Hyde Pierce) preparing for a dinner party and a bank robber who crashes it, posing as a friend of a friend. R for language, some violent content and brief sexual material. 93 min. Hollywood.</w:t>
+        <w:br/>
+        <w:t>b&gt;QUEEN TO PLAY</w:t>
+        <w:br/>
+        <w:t>* Critic's Call: **1/2</w:t>
+        <w:br/>
+        <w:t>/b&gt;</w:t>
+        <w:br/>
+        <w:t>Kevin Kline and Sandrine Bonnaire star in a feel-good drama set on Corsica. A middle-age chambermaid decides to learn how to play chess after watching guests play, and her newfound obsession leads her to a reclusive American ex-pat. In French and English with English subtitles. Not rated but R in nature. 97 min. Oaks.</w:t>
+        <w:br/>
+        <w:t>b&gt;RISE OF THE PLANET OF THE APES</w:t>
+        <w:br/>
+        <w:t>* Critic's Call: **</w:t>
+        <w:br/>
+        <w:t>/b&gt;</w:t>
+        <w:br/>
+        <w:t>Modern-day San Francisco provides the backdrop for epic battles involving man and primate in this movie starring James Franco, Freida Pinto, John Lithgow, Brian Cox, Tom Felton, David Oyelowo and, as the principal ape character, Andy Serkis. PG-13 for intense and frightening sequences of action and violence. 110 min. AMC-Loews, Carmike Bethel Park &amp; Greensburg, Cinemark Robinson &amp; Tarentum, Cranberry, Dependable, Destinta Bridgeville &amp; NV, Penn Hills, Plaza, Rave Pittsburgh N, Southland, SouthSide, Washington, Wynnsong.</w:t>
+        <w:br/>
+        <w:t>b&gt;THE SMURFS</w:t>
+        <w:br/>
+        <w:t>* Critic's Call: **</w:t>
+        <w:br/>
+        <w:t>/b&gt;</w:t>
+        <w:br/>
+        <w:t>In this blend of live action and animation, the evil wizard Gargamel chases the Smurfs out of their village, through a portal and into our world. They land in New York's Central Park and must find a way to get back home in this comedy. In 3-D in select theaters. PG for some mild rude humor and action. 86 min. AMC-Loews, Carmike Bethel Park &amp; Greensburg, Cinemark Robinson &amp; Tarentum, Cranberry, Dependable, Destinta Bridgeville &amp; NV, Galleria, Rave Pittsburgh N, Southland, Twin Hi-Way, Washington, Waterworks, Wynnsong.</w:t>
+        <w:br/>
+        <w:t>b&gt;30 MINUTES OR LESS</w:t>
+        <w:br/>
+        <w:t>* Critic's Call: **</w:t>
+        <w:br/>
+        <w:t>/b&gt;</w:t>
+        <w:br/>
+        <w:t>Action comedy featuring Jesse Eisenberg as a pizza delivery guy who is kidnapped by wanna-be criminal masterminds (Danny McBride, Nick Swardson) and forced to rob a bank. R for crude and sexual content, pervasive language, nudity and some violence. 85 min. Carmike Bethel Park &amp; Greensburg, Cinemark Robinson &amp; Tarentum, Cranberry, Dependable, Destinta Bridgeville &amp; NV, Plaza, Rave Pittsburgh N, Southland, SouthSide, Washington, Waterworks, Wynnsong.</w:t>
+        <w:br/>
+        <w:t>b&gt;TRANSFORMERS: DARK OF THE MOON</w:t>
+        <w:br/>
+        <w:t>* Critic's Call: ***</w:t>
+        <w:br/>
+        <w:t>/b&gt;</w:t>
+        <w:br/>
+        <w:t>When a mysterious event from Earth's past erupts into the present day, it threatens to bring a war so big that the Transformers alone will not be able to save us. Shia LaBeouf returns. PG-13 for intense prolonged sequences of sci-fi action violence, mayhem and destruction and for language, some sexuality and innuendo. 154 min. AMC-Loews, Clearview.</w:t>
+        <w:br/>
+        <w:t>b&gt;THE TREE OF LIFE</w:t>
+        <w:br/>
+        <w:t>* Critic's Call: ***1/2</w:t>
+        <w:br/>
+        <w:t>/b&gt;</w:t>
+        <w:br/>
+        <w:t>Terrence Malick's impressionistic story of a Midwestern family in the 1950s. The film follows the life journey of the eldest son through the innocence of childhood to his disillusioned adult years as he tries to reconcile a complicated relationship with his father. Brad Pitt and Sean Penn star. PG-13 for some thematic material. 138 min. Galleria.</w:t>
+        <w:br/>
+        <w:t>b&gt;ZOOKEEPER</w:t>
+        <w:br/>
+        <w:t>* Critic's Call: **</w:t>
+        <w:br/>
+        <w:t>/b&gt;</w:t>
+        <w:br/>
+        <w:t>Animals at the Franklin Park Zoo break their time-honored code of silence and reveal they can talk when their kindhearted caretaker (Kevin James) contemplates leaving in search of romance. They decide to teach him the rules of courtship in this comedy with the voices of Cher, Nick Nolte, Adam Sandler and Sylvester Stallone. PG for some rude and suggestive humor and language. 104 min. Clearview, Twin Hi-Way.</w:t>
+        <w:br/>
+        <w:t>b&gt; SELECT THEATERS</w:t>
+        <w:br/>
+        <w:t>/b&gt;</w:t>
+        <w:br/>
+        <w:t>* Films in second-run theaters only.</w:t>
+        <w:br/>
+        <w:t>b&gt;A BETTER LIFE</w:t>
+        <w:br/>
+        <w:t>* Critic's Call: ***1/2</w:t>
+        <w:br/>
+        <w:t>/b&gt;</w:t>
+        <w:br/>
+        <w:t>PG-13 for some violence, language and brief drug use. 98 min. Maxi-Saver.</w:t>
+        <w:br/>
+        <w:t>b&gt;BRIDESMAIDS</w:t>
+        <w:br/>
+        <w:t>* Critic's Call: ***</w:t>
+        <w:br/>
+        <w:t>/b&gt;</w:t>
+        <w:br/>
+        <w:t>R for some strong sexuality, and language throughout. 125 min. Maxi-Saver.</w:t>
+        <w:br/>
+        <w:t>b&gt;FAST FIVE</w:t>
+        <w:br/>
+        <w:t>* Critic's Call: **1/2</w:t>
+        <w:br/>
+        <w:t>/b&gt;</w:t>
+        <w:br/>
+        <w:t>PG-13 for intense sequences of violence and action, sexual content and language. 130 min. Maxi-Saver.</w:t>
+        <w:br/>
+        <w:t>b&gt;GREEN LANTERN</w:t>
+        <w:br/>
+        <w:t>* Critic's Call: **1/2</w:t>
+        <w:br/>
+        <w:t>/b&gt;</w:t>
+        <w:br/>
+        <w:t>PG-13 for intense sequences of sci-fi violence and action. 114 min. Maxi-Saver.</w:t>
+        <w:br/>
+        <w:t>b&gt;THE HANGOVER PART II</w:t>
+        <w:br/>
+        <w:t>* Critic's Call: **</w:t>
+        <w:br/>
+        <w:t>/b&gt;</w:t>
+        <w:br/>
+        <w:t>R for pervasive language, strong sexual content including graphic nudity, drug use and brief violent images. 102 min. Maxi-Saver.</w:t>
+        <w:br/>
+        <w:t>b&gt;JUDY MOODY AND THE NOT BUMMER SUMMER</w:t>
+        <w:br/>
+        <w:t>* Critic's Call: **</w:t>
+        <w:br/>
+        <w:t>/b&gt;</w:t>
+        <w:br/>
+        <w:t>PG for some mild rude humor and language. 91 min. Maxi-Saver.</w:t>
+        <w:br/>
+        <w:t>b&gt;KUNG FU PANDA 2</w:t>
+        <w:br/>
+        <w:t>* Critic's Call: **1/2</w:t>
+        <w:br/>
+        <w:t>/b&gt;</w:t>
+        <w:br/>
+        <w:t>PG for sequences of martial arts action and mild violence. 90 min. Maxi-Saver.</w:t>
+        <w:br/>
+        <w:t>b&gt;LARRY CROWNE</w:t>
+        <w:br/>
+        <w:t>* Critic's Call: **</w:t>
+        <w:br/>
+        <w:t>/b&gt;</w:t>
+        <w:br/>
+        <w:t>PG-13 for brief strong language, some sexual content. 99 min. Maxi-Saver.</w:t>
+        <w:br/>
+        <w:t>b&gt;PIRATES OF THE CARIBBEAN: ON STRANGER TIDES</w:t>
+        <w:br/>
+        <w:t>* Critic's Call: **1/2</w:t>
+        <w:br/>
+        <w:t>/b&gt;</w:t>
+        <w:br/>
+        <w:t>PG-13 for intense sequences of action/adventure violence, some frightening images, sensuality and innuendo. 127 min. Clearview.</w:t>
+        <w:br/>
+        <w:t>b&gt;RIO</w:t>
+        <w:br/>
+        <w:t>* Critic's Call: ***1/2</w:t>
+        <w:br/>
+        <w:t>/b&gt;</w:t>
+        <w:br/>
+        <w:t>Rated G. 96 min. Maxi-Saver.</w:t>
+        <w:br/>
+        <w:t>b&gt;THOR</w:t>
+        <w:br/>
+        <w:t>* Critic's Call: ***1/2</w:t>
+        <w:br/>
+        <w:t>/b&gt;</w:t>
+        <w:br/>
+        <w:t>PG-13 for sequences of intense sci-fi action and violence. 113 min. Maxi-Saver.</w:t>
+        <w:br/>
+        <w:t>b&gt;* CLOSING TODAY:</w:t>
+        <w:br/>
+        <w:t>/b&gt;"Buck," "The Lincoln Lawyer," "Meek's Cutoff," "Mr. Popper's Penguins," "Snow Flower and the Secret Fan," "The Trip," "Winnie the Pooh."</w:t>
+        <w:br/>
+        <w:t>* Screening times in many of the movie theater ads in this section are for Thursday only. See Friday's Magazine section for Friday show times.</w:t>
+        <w:br/>
+        <w:br/>
+        <w:t>Notes</w:t>
+        <w:br/>
+        <w:br/>
+        <w:t>WEEKEND MAG</w:t>
         <w:br/>
         <w:br/>
         <w:t>Graphic</w:t>
@@ -83,7 +421,7 @@
         <w:br/>
         <w:t xml:space="preserve"> </w:t>
         <w:br/>
-        <w:t>PHOTO, RON ALVEY/DAYTON DAILY NEWS, SUSAN GASTINEAU (left) holds up a picture of Annie Oakley while Gabi Barth is dressed like the Ohio native.</w:t>
+        <w:t>PHOTO: Jason Momoa stars as Conan in the new "Conan the Barbarian."</w:t>
       </w:r>
     </w:p>
     <w:sectPr>

--- a/example_articles/states/Mississippi/5.states_Mississippi_Other_publisher.docx
+++ b/example_articles/states/Mississippi/5.states_Mississippi_Other_publisher.docx
@@ -7,7 +7,7 @@
         <w:pStyle w:val="Heading1"/>
       </w:pPr>
       <w:r>
-        <w:t>No Headline In Original</w:t>
+        <w:t>Mondale stands by '64 delegate deal</w:t>
       </w:r>
     </w:p>
     <w:p>
@@ -17,17 +17,17 @@
     </w:p>
     <w:p>
       <w:r>
-        <w:t>Date: 2011-08-18</w:t>
+        <w:t>Date: 2014-08-31</w:t>
       </w:r>
     </w:p>
     <w:p>
       <w:r>
-        <w:t>Section: ARTS &amp; ENTERTAINMENT; MOVIE GUIDE; Pg. W-12</w:t>
+        <w:t>Section: NEWS; Pg. 1B</w:t>
       </w:r>
     </w:p>
     <w:p>
       <w:r>
-        <w:t>Source file: Other publishers/Files (305).DOCX</w:t>
+        <w:t>Source file: Other publishers/Files (500) (7).DOCX</w:t>
       </w:r>
     </w:p>
     <w:p>
@@ -49,379 +49,81 @@
     </w:p>
     <w:p>
       <w:r>
-        <w:t>* Where there are no stars, see reviews Friday, except where noted (some films are not previewed for critics). Key: Movies are rated on a scale of * (bomb) to **** (classic).</w:t>
+        <w:t>Walter Mondale feels as convinced today that he was right as he did 50 years ago when he brokered a deal to resolve one of the most explosive issues in the history of the national Democratic Party.</w:t>
         <w:br/>
-        <w:t>b&gt; OPENING FRIDAY</w:t>
+        <w:t>It allowed for the seating of an all-white, pro-segregationist delegation from Mississippi at the party's 1964 national convention; it barred a nearly all-black, pro-integrationist civil rights group from the same state, except for two seats.</w:t>
         <w:br/>
-        <w:t>/b&gt;</w:t>
+        <w:t>In exchange, Mondale extracted a groundbreaking agreement, that all future national Democratic Party conventions must have integrated delegations.</w:t>
         <w:br/>
-        <w:t>b&gt;ANOTHER EARTH</w:t>
+        <w:t>The plan drew an angry reaction from the civil rights delegates from Mississippi, who walked out of the convention; some still denounce it today.</w:t>
         <w:br/>
-        <w:t>/b&gt;</w:t>
+        <w:t>Looking back now in his Minneapolis law office, the elder statesman of Minnesota's DFL Party stands by the "compromise."</w:t>
         <w:br/>
-        <w:t>On the eve of the discovery of a duplicate Earth, tragedy strikes, and the lives of strangers -- a young woman accepted into MIT's astrophysics program and a brilliant composer -- become irrevocably intertwined. PG-13 for disturbing images, some sexuality, nudity and brief drug use. 92 min. AMC-Loews.</w:t>
+        <w:t>But if he had been one of the civil rights delegates from Mississippi, he said, he would have probably walked out, too.</w:t>
         <w:br/>
-        <w:t>b&gt;THE BEST AND THE BRIGHTEST</w:t>
+        <w:t>This week marks the 50th anniversary of that landmark convention, where two Minnesotans worked behind the scenes to change the demographics of party politics.</w:t>
         <w:br/>
-        <w:t>Not previewed for critics.</w:t>
+        <w:t>"I call it the civil rights act for the Democratic Party," says Mondale, 86. "It was a period ... of maximum tension over whether America would go forward to eliminate discrimination or whether we could be blocked."</w:t>
         <w:br/>
-        <w:t>/b&gt;</w:t>
+        <w:t>The August convention in Atlantic City, N.J., followed "Freedom Summer," when scores of white Northern activists went south, joining black activists to register black voters over the objections of segregationists. Three civil rights workers were murdered, and churches where members of the Mississippi Freedom Democratic Party (MFDP) met were firebombed.</w:t>
         <w:br/>
-        <w:t>Modern-day farce, set in the world of New York City's elite private kindergartens and starring Neil Patrick Harris and Bonnie Somerville as newcomers trying to get their 5-year-old daughter into school. R for pervasive language, sexual content and some nudity. 93 min. Oaks.</w:t>
+        <w:t>"The deep, hard Southern opposition to the elimination of discrimination had boiled down to really a kind of a street war," said Mondale.</w:t>
         <w:br/>
-        <w:t>b&gt;CONAN THE BARBARIAN</w:t>
+        <w:t>The delegate fight was forced by the Mississippi Freedom Democratic Party (MFDP), led by Robert Parris Moses, himself a target of firebombs and bullets. After Mississippi's Democratic Party refused to let blacks vote, the MFDP elected their own delegates and headed to the convention in Atlantic City, hoping to be seated by the party.</w:t>
         <w:br/>
-        <w:t>/b&gt;</w:t>
+        <w:t>President Lyndon Johnson had succeeded in getting the historic Civil Rights Act passed earlier in 1964, but he feared a floor fight over Mississippi delegates, said Taylor Branch, a Pulitzer Prize-winning author who described the conflict in "Pillars of Fire."</w:t>
         <w:br/>
-        <w:t>Robert E. Howard's pulp novel warrior, played by Arnold Schwarzenegger in the 1980s, gets a new star in Jason Momoa, a relaunch and 3-D, to boot, in select theaters. R for strong bloody violence, some sexuality and nudity. 112 min. AMC-Loews, Carmike Bethel Park &amp; Greensburg, Cinemark Robinson &amp; Tarentum, Cranberry, Dependable, Destinta Bridgeville &amp; NV, Plaza, Rave Pittsburgh N, Southland, SouthSide, Washington, Waterworks, Wynnsong.</w:t>
+        <w:t>Johnson worried that Southern delegates would walk out, costing him the fall election. But he won in a landslide.</w:t>
         <w:br/>
-        <w:t>b&gt;FRIGHT NIGHT</w:t>
+        <w:t>"I never met a good politician who didn't think they were one vote behind," Mondale said. "I think he was very anxious and he ... overplayed his hand at the convention in many different ways." One way Johnson went too far, he said, was to employ the FBI to spy on the Mississippi Freedom Democratic Party. He was "spying on King, spying on everybody," Mondale said.</w:t>
         <w:br/>
-        <w:t>/b&gt;</w:t>
+        <w:t>Minnesotans make deal</w:t>
         <w:br/>
-        <w:t>Remake of the 1985 comedy-horror flick, this time starring Colin Farrell as the neighbor a high school senior (Anton Yelchin) suspects of being a vampire. R for bloody horror violence, and language including some sexual references. 106 min. AMC-Loews, Carmike Bethel Park &amp; Greensburg, Cinemark Robinson &amp; Tarentum, Dependable, Destinta Bridgeville &amp; NV, Penn Hills, Plaza, Rave Pittsburgh N, Southland, SouthSide, Twin Hi-Way, Washington, Waterworks, Wynnsong.</w:t>
+        <w:t>Mondale, Minnesota's attorney general, got involved because of another Minnesota DFL heavyweight, Sen. Hubert Humphrey, who'd be named Johnson's running mate.</w:t>
         <w:br/>
-        <w:t>b&gt;ONE DAY</w:t>
+        <w:t>But first, the delegate controversy had to be settled, said Frank Wright, a former Star Tribune managing editor who was a reporter covering the convention.</w:t>
         <w:br/>
-        <w:t>/b&gt;</w:t>
+        <w:t>Said Wright, "Lyndon said to Humphrey, 'If you want to be the Democratic vice presidential nominee you better settle this Mississippi issue.' Humphrey in turn said to Mondale, 'Fritz, if you want to be the appointee to the Senate to replace me to become vice president, you had better settle this Mississippi delegation issue.' They just kept passing the buck from Lyndon to Humphrey to Fritz."</w:t>
         <w:br/>
-        <w:t>Anne Hathaway and Jim Sturgess are a principled ambitious working-class young woman and a wealthy charmer who meet on July 15, 1988, the night of their college graduation. For the next two decades, every July 15 reveals how the pair are faring as their friendship ebbs and flows in this adaptation of the David Nicholls novel. PG-13 for sexual content, partial nudity, language, some violence and substance abuse. 108 min. AMC-Loews, Carmike Greensburg, Cinemark Tarentum, Cranberry, Destinta Bridgeville &amp; NV, Galleria, Manor, Rave Pittsburgh N, SouthSide, Waterworks, Wynnsong.</w:t>
+        <w:t>Asked to confirm that sequence, Mondale replied by e-mail, "I can't say those conversations didn't occur but I did not hear them. Crack reporter Frank Wright may have heard those words."</w:t>
         <w:br/>
-        <w:t>b&gt;PROJECT NIM</w:t>
+        <w:t>Mondale was appointed to chair a five-member subcommittee of the credentials committee to hash out the deal.</w:t>
         <w:br/>
-        <w:t>* Critic's Call: ***</w:t>
+        <w:t>In the meantime, convention sentiment was building to seat the MFDP. Fannie Lou Hamer, a black sharecropper from Mississippi, gave a moving speech to the credentials committee, aired on the evening news, that described how she was arrested and beaten for trying to register voters.</w:t>
         <w:br/>
-        <w:t>/b&gt;</w:t>
+        <w:t>Mondale emerged after several days of negotiations with a 3-2 agreement that seated the white Mississippi delegation with the two Southern committee members opposed to it. The MFDP group was given only two at-large delegates, selected by Mondale's committee rather than the group.</w:t>
         <w:br/>
-        <w:t>Story of a chimp who, in the 1970s, became the focus of a landmark experiment which aimed to show that an ape could learn to communicate with language if raised and nurtured like a human child. PG-13 for some strong language, drug content, thematic elements and disturbing images. 93 min. Melwood.</w:t>
+        <w:t>The outraged Mississippi Freedom Democratic Party voted to reject the deal. Fifty years later, party leader Bob Parris Moses, 79, said he is more opposed to it now than he was at the time.</w:t>
         <w:br/>
-        <w:t>b&gt;SARAH'S KEY</w:t>
+        <w:t>"What was at stake was an opportunity to recast the Democratic Party and to say the ... party actually welcomed the sharecroppers, that the Democratic Party was not an elite, but a party of the working class. These were black working class, very different from the white working class."</w:t>
         <w:br/>
-        <w:t>/b&gt;</w:t>
+        <w:t>The aftermath</w:t>
         <w:br/>
-        <w:t>Kristin Scott Thomas stars in an adaptation of the Tatiana de Rosnay best-selling novel of the same name. It's a fictionalized account of the roundup of Jewish families in Paris that sentenced thousands to their deaths. PG-13 for thematic material including disturbing situations involving the Holocaust. In French and English with some Italian and German, with English subtitles. 111 min. Manor.</w:t>
+        <w:t>Even though the Mississippi segregationists were seated, Moses said, they soon abandoned the Democratic Party for the Republican Party.</w:t>
         <w:br/>
-        <w:t>b&gt;SPY KIDS 4: ALL THE TIME IN THE WORLD IN 4D</w:t>
+        <w:t>Wright, however, believes the bargain Mondale struck in 1964 was the right one.</w:t>
         <w:br/>
-        <w:t>Not previewed for critics.</w:t>
+        <w:t>"My sense is the long history has essentially proved that Mondale and Humphrey were correct," he says. "You don't have those same fights at conventions anymore, because the rules have been changed."</w:t>
         <w:br/>
-        <w:t>/b&gt;</w:t>
+        <w:t>In an interview, Branch said, "It was an unprecedented moment in history which had both political parties sharply reversing course. The Republicans switched from the party of Lincoln to the party of Goldwater and state rights, while the Democrats went from the party of solid South segregation to the party of integrated coalitions. That doesn't happen very often."</w:t>
         <w:br/>
-        <w:t>Jessica Alba is a retired secret agent turned wife and mother who is called back into action when the maniacal Timekeeper (Jeremy Piven) threatens to take over the planet in this Robert Rodriguez sequel returning spy kids Alexa Vega and Daryl Sabara to the franchise. PG for mild action and rude humor. AMC-Loews, Carmike Bethel Park &amp; Greensburg, Cinemark Robinson &amp; Tarentum, Cranberry, Dependable, Destinta Bridgeville &amp; NV, Galleria, Penn Hills, Plaza, Rave Pittsburgh N, Southland, Twin Hi-Way, Washington, Waterworks, Wynnsong.</w:t>
+        <w:t>Branch said a lot of civil rights advocates were disillusioned by the politicking.</w:t>
         <w:br/>
-        <w:t>b&gt; OPENING MONDAY</w:t>
+        <w:t>Mondale sees the outcome differently. All future delegations to the Democratic Party were integrated, he pointed out, and Hamer was a delegate at the party's 1968 convention.</w:t>
         <w:br/>
-        <w:t>/b&gt;</w:t>
+        <w:t>"It changed our political party," he said. "It stopped discrimination in the South."</w:t>
         <w:br/>
-        <w:t>b&gt;UMBERTO D.</w:t>
+        <w:t>It also got Johnson and Humphrey elected, "probably the two best civil rights national leaders in American history. It led to the full acceptance of Mississippi desegregated delegation [in 1968]. It was good enough for Martin Luther King and these other civil rights leaders. I don't think it's fair to call it a cop-out.</w:t>
         <w:br/>
-        <w:t>Not reviewed.</w:t>
+        <w:t>"I would say if you look at it from a broad perspective of what happened, this is one of the great success stories for civil rights in America," he said.</w:t>
         <w:br/>
-        <w:t>/b&gt;</w:t>
+        <w:t>Historian Branch said, "It's an amazing thing to look back on this. For 50 years there has been persistent attention over whether it was fair."</w:t>
         <w:br/>
-        <w:t>Vittorio De Sica's 1952 neorealist masterpiece follows an elderly pensioner, as he struggles to make ends meet in postwar Italy. In Italian with English. Not rated. 89 min. Harris.</w:t>
+        <w:t>Randy Furst · 612-673-4224</w:t>
         <w:br/>
-        <w:t>b&gt; CURRENT MOVIES</w:t>
+        <w:t>At the convention</w:t>
         <w:br/>
-        <w:t>/b&gt;</w:t>
-        <w:br/>
-        <w:t>b&gt;BEATS, RHYMES &amp; LIFE: THE TRAVELS OF A TRIBE CALLED QUEST</w:t>
-        <w:br/>
-        <w:t>* Critic's Call: ***</w:t>
-        <w:br/>
-        <w:t>/b&gt;</w:t>
-        <w:br/>
-        <w:t>Actor turned director Michael Rapaport chronicles the past, present and uncertain future of the hip-hop pioneers who broke up in 1998 and reunited a decade later. R for language. 98 min. Regent Square.</w:t>
-        <w:br/>
-        <w:t>b&gt;CAPTAIN AMERICA: THE FIRST AVENGER</w:t>
-        <w:br/>
-        <w:t>* Critic's Call: ***1/2</w:t>
-        <w:br/>
-        <w:t>/b&gt;</w:t>
-        <w:br/>
-        <w:t>Steve Rogers (Chris Evans) volunteers to participate in an experimental program that turns him into a super soldier known as Captain America. He joins Bucky Barnes (Sebastian Stan) and Peggy Carter (Hayley Atwell) to wage war on Hydra, a subversive organization dedicated to global domination. PG-13 for intense sequences of sci-fi violence and action. 125 min. AMC-Loews, Carmike Greensburg, Cinemark Robinson &amp; Tarentum, Destinta Bridgeville &amp; NV, SouthSide.</w:t>
-        <w:br/>
-        <w:t>b&gt;CARS 2</w:t>
-        <w:br/>
-        <w:t>* Critic's Call: ***</w:t>
-        <w:br/>
-        <w:t>/b&gt;</w:t>
-        <w:br/>
-        <w:t>When race car Lightning McQueen (voice of Owen Wilson) and tow truck Mater (Larry the Cable Guy) head overseas for the first World Grand Prix, Mater is detoured by international espionage. Michael Caine and Emily Mortimer join the voice cast in this sequel to the 2006 original. In 3-D in select theaters. Rated G. 107 min. Clearview, Destinta Bridgeville.</w:t>
-        <w:br/>
-        <w:t>b&gt;THE CHANGE-UP</w:t>
-        <w:br/>
-        <w:t>* Critic's Call: **</w:t>
-        <w:br/>
-        <w:t>/b&gt;</w:t>
-        <w:br/>
-        <w:t>Body-switching comedy starring Jason Bateman and Ryan Reynolds as once inseparable friends who wake up in the other's body. Before the change-up, Mr. Bateman is an overworked lawyer, husband and father of three while Mr. Reynolds is a single, quasi-employed man-child. R for pervasive, strong crude sexual content and language, some graphic nudity and drug use. 112 min. Carmike Greensburg, Cinemark Robinson &amp; Tarentum, Clearview, Dependable, Destinta Bridgeville &amp; NV, SouthSide, Washington, Wynnsong.</w:t>
-        <w:br/>
-        <w:t>b&gt;COWBOYS &amp; ALIENS</w:t>
-        <w:br/>
-        <w:t>* Critic's Call: **1/2</w:t>
-        <w:br/>
-        <w:t>/b&gt;</w:t>
-        <w:br/>
-        <w:t>Jon Favreau directs Daniel Craig and Harrison Ford in a cross between the classic Western and an alien-invasion movie set in 1875 in the New Mexico Territory. When the town of Absolution comes under attack by marauders from the sky, the once-rejected gunslinger played by Mr. Craig becomes the only hope for salvation. PG-13 for intense sequences of western and sci-fi violence, some partial nudity and a brief crude reference. 118 min. AMC-Loews, Carmike Greensburg, Cinemark Robinson &amp; Tarentum, Destinta Bridgeville &amp; NV, Southland, Washington, Wynnsong.</w:t>
-        <w:br/>
-        <w:t>b&gt;CRAZY, STUPID, LOVE</w:t>
-        <w:br/>
-        <w:t>* Critic's Call: ***</w:t>
-        <w:br/>
-        <w:t>/b&gt;</w:t>
-        <w:br/>
-        <w:t>Steve Carell demands a divorce after learning his wife (Julianne Moore) cheated on him, but he doesn't love the single life, even after a handsome playboy (Ryan Gosling) takes him under his wing in this comedy about marriage, parenting, first love and long-term love. PG-13 for coarse humor, sexual content and language. 118 min. AMC-Loews, Carmike Greensburg, Cinemark Robinson &amp; Tarentum, Clearview, Destinta Bridgeville &amp; NV, Galleria, Rave Pittsburgh N, SouthSide, Waterworks, Wynnsong.</w:t>
-        <w:br/>
-        <w:t>b&gt;FINAL DESTINATION 5</w:t>
-        <w:br/>
-        <w:t>* Critic's Call: *1/2</w:t>
-        <w:br/>
-        <w:t>/b&gt;</w:t>
-        <w:br/>
-        <w:t>During a bus ride to a corporate retreat, a worker (Nicholas D'Agosto) has a premonition about a horrific bridge collapse. He and others cheat death but, as we know from previous installments, the grim reaper will not be denied. R for strong violent/gruesome accidents, and some language. In 3-D, IMAX and 2-D. 92 min. AMC-Loews, Carmike Bethel Park &amp; Greensburg, Cinemark Robinson &amp; Tarentum, Dependable, Destinta Bridgeville &amp; NV, Plaza, Rave Pittsburgh N, Southland, SouthSide, Washington, Waterworks, Wynnsong.</w:t>
-        <w:br/>
-        <w:t>b&gt;FRIENDS WITH BENEFITS</w:t>
-        <w:br/>
-        <w:t>* Critic's Call: **1/2</w:t>
-        <w:br/>
-        <w:t>/b&gt;</w:t>
-        <w:br/>
-        <w:t>Justin Timberlake and Mila Kunis are friends who hook up and -- duh -- realize it complicates everything. R for sexual content and language. 109 min. Cinemark Robinson, Clearview.</w:t>
-        <w:br/>
-        <w:t>b&gt;GLEE THE 3D CONCERT MOVIE</w:t>
-        <w:br/>
-        <w:t>* Critic's Call: **1/2</w:t>
-        <w:br/>
-        <w:t>/b&gt;</w:t>
-        <w:br/>
-        <w:t>The North American concert tour, with 14 members of the hit show, in 3-D in select theaters, 2-D elsewhere. PG for thematic elements, brief language and some sensuality. 100 min. AMC-Loews, Carmike Bethel Park &amp; Greensburg, Cinemark Robinson &amp; Tarentum, Cranberry, Destinta Bridgeville &amp; NV, Southland, SouthSide, Waterworks, Wynnsong.</w:t>
-        <w:br/>
-        <w:t>b&gt;HARRY POTTER AND THE DEATHLY HALLOWS -- PART 2</w:t>
-        <w:br/>
-        <w:t>* Critic's Call: ***1/2</w:t>
-        <w:br/>
-        <w:t>/b&gt;</w:t>
-        <w:br/>
-        <w:t>In the franchise finale, the battle between the good and evil forces of the wizarding world escalates into an all-out war. In 3-D in select theaters. PG-13 for some sequences of intense action violence and frightening images. 130 min. AMC-Loews, Carmike Bethel Park &amp; Greensburg, Cinemark Robinson &amp; Tarentum, Cranberry, Clearview, Destinta Bridgeville &amp; NV, Rave Pittsburgh N, SouthSide, Wynnsong.</w:t>
-        <w:br/>
-        <w:t>b&gt;THE HELP</w:t>
-        <w:br/>
-        <w:t>* Critic's Call: ***</w:t>
-        <w:br/>
-        <w:t>/b&gt;</w:t>
-        <w:br/>
-        <w:t>Adaptation of Kathryn Stockett's novel stars Emma Stone as an aspiring writer who turns her friends' lives and her small Mississippi town upside down in the early 1960s when she decides to interview black women who have spent their lives taking care of prominent Southern families. Viola Davis, Bryce Dallas Howard and Octavia Spencer co-star. PG-13 for thematic material. 137 min. AMC-Loews, Carmike Greensburg, Cinemark Robinson &amp; Tarentum, Cranberry, Destinta Bridgeville &amp; NV, Galleria, Manor, Penn Hills, Rave Pittsburgh N, Southland, SouthSide, Waterworks.</w:t>
-        <w:br/>
-        <w:t>b&gt;HORRIBLE BOSSES</w:t>
-        <w:br/>
-        <w:t>* Critic's Call: **1/2</w:t>
-        <w:br/>
-        <w:t>/b&gt;</w:t>
-        <w:br/>
-        <w:t>Strangers on a train? What about beleaguered employees plotting to get rid of their intolerable bosses? The underlings are Jason Bateman, Jason Sudeikis and Charlie Day while their odious overlords are Kevin Spacey, Colin Farrell and Jennifer Aniston. R for crude and sexual content, pervasive language and some drug material. 98 min. Cinemark Robinson &amp; Tarentum, Clearview, Destinta Bridgeville &amp; NV.</w:t>
-        <w:br/>
-        <w:t>b&gt;MIDNIGHT IN PARIS</w:t>
-        <w:br/>
-        <w:t>* Critic's Call: ***1/2</w:t>
-        <w:br/>
-        <w:t>/b&gt;</w:t>
-        <w:br/>
-        <w:t>Charming Woody Allen movie, starring Owen Wilson, Rachel McAdams and Marion Cotillard. Wilson is a Hollywood screenwriter and would-be novelist who magically slips into the Paris of the past and meets literary and art-world luminaries who have him questioning his career and personal paths. PG-13 for some sexual references and smoking. 100 min. Galleria, Manor.</w:t>
-        <w:br/>
-        <w:t>b&gt;PAGE ONE: INSIDE THE NEW YORK TIMES</w:t>
-        <w:br/>
-        <w:t>* Critic's Call: ***</w:t>
-        <w:br/>
-        <w:t>/b&gt;</w:t>
-        <w:br/>
-        <w:t>Documentary about the Times newsroom and its Media Desk, caught in the maelstrom of changes sweeping papers everywhere. R for language including some sexual references. 90 min. Hollywood, Manor.</w:t>
-        <w:br/>
-        <w:t>b&gt;PASSIONE</w:t>
-        <w:br/>
-        <w:t>* Critic's Call: **1/2</w:t>
-        <w:br/>
-        <w:t>/b&gt;</w:t>
-        <w:br/>
-        <w:t>Actor and filmmaker John Turturro explores the colorful music and people of Naples, Italy. In Italian, English, Neapolitan and Arabic with English subtitles. Not rated. 90 min. Harris (ends Sun.).</w:t>
-        <w:br/>
-        <w:t>b&gt;THE PERFECT HOST</w:t>
-        <w:br/>
-        <w:t>* Critic's Call: **1/2</w:t>
-        <w:br/>
-        <w:t>/b&gt;</w:t>
-        <w:br/>
-        <w:t>Twisty thriller about the consummate host (David Hyde Pierce) preparing for a dinner party and a bank robber who crashes it, posing as a friend of a friend. R for language, some violent content and brief sexual material. 93 min. Hollywood.</w:t>
-        <w:br/>
-        <w:t>b&gt;QUEEN TO PLAY</w:t>
-        <w:br/>
-        <w:t>* Critic's Call: **1/2</w:t>
-        <w:br/>
-        <w:t>/b&gt;</w:t>
-        <w:br/>
-        <w:t>Kevin Kline and Sandrine Bonnaire star in a feel-good drama set on Corsica. A middle-age chambermaid decides to learn how to play chess after watching guests play, and her newfound obsession leads her to a reclusive American ex-pat. In French and English with English subtitles. Not rated but R in nature. 97 min. Oaks.</w:t>
-        <w:br/>
-        <w:t>b&gt;RISE OF THE PLANET OF THE APES</w:t>
-        <w:br/>
-        <w:t>* Critic's Call: **</w:t>
-        <w:br/>
-        <w:t>/b&gt;</w:t>
-        <w:br/>
-        <w:t>Modern-day San Francisco provides the backdrop for epic battles involving man and primate in this movie starring James Franco, Freida Pinto, John Lithgow, Brian Cox, Tom Felton, David Oyelowo and, as the principal ape character, Andy Serkis. PG-13 for intense and frightening sequences of action and violence. 110 min. AMC-Loews, Carmike Bethel Park &amp; Greensburg, Cinemark Robinson &amp; Tarentum, Cranberry, Dependable, Destinta Bridgeville &amp; NV, Penn Hills, Plaza, Rave Pittsburgh N, Southland, SouthSide, Washington, Wynnsong.</w:t>
-        <w:br/>
-        <w:t>b&gt;THE SMURFS</w:t>
-        <w:br/>
-        <w:t>* Critic's Call: **</w:t>
-        <w:br/>
-        <w:t>/b&gt;</w:t>
-        <w:br/>
-        <w:t>In this blend of live action and animation, the evil wizard Gargamel chases the Smurfs out of their village, through a portal and into our world. They land in New York's Central Park and must find a way to get back home in this comedy. In 3-D in select theaters. PG for some mild rude humor and action. 86 min. AMC-Loews, Carmike Bethel Park &amp; Greensburg, Cinemark Robinson &amp; Tarentum, Cranberry, Dependable, Destinta Bridgeville &amp; NV, Galleria, Rave Pittsburgh N, Southland, Twin Hi-Way, Washington, Waterworks, Wynnsong.</w:t>
-        <w:br/>
-        <w:t>b&gt;30 MINUTES OR LESS</w:t>
-        <w:br/>
-        <w:t>* Critic's Call: **</w:t>
-        <w:br/>
-        <w:t>/b&gt;</w:t>
-        <w:br/>
-        <w:t>Action comedy featuring Jesse Eisenberg as a pizza delivery guy who is kidnapped by wanna-be criminal masterminds (Danny McBride, Nick Swardson) and forced to rob a bank. R for crude and sexual content, pervasive language, nudity and some violence. 85 min. Carmike Bethel Park &amp; Greensburg, Cinemark Robinson &amp; Tarentum, Cranberry, Dependable, Destinta Bridgeville &amp; NV, Plaza, Rave Pittsburgh N, Southland, SouthSide, Washington, Waterworks, Wynnsong.</w:t>
-        <w:br/>
-        <w:t>b&gt;TRANSFORMERS: DARK OF THE MOON</w:t>
-        <w:br/>
-        <w:t>* Critic's Call: ***</w:t>
-        <w:br/>
-        <w:t>/b&gt;</w:t>
-        <w:br/>
-        <w:t>When a mysterious event from Earth's past erupts into the present day, it threatens to bring a war so big that the Transformers alone will not be able to save us. Shia LaBeouf returns. PG-13 for intense prolonged sequences of sci-fi action violence, mayhem and destruction and for language, some sexuality and innuendo. 154 min. AMC-Loews, Clearview.</w:t>
-        <w:br/>
-        <w:t>b&gt;THE TREE OF LIFE</w:t>
-        <w:br/>
-        <w:t>* Critic's Call: ***1/2</w:t>
-        <w:br/>
-        <w:t>/b&gt;</w:t>
-        <w:br/>
-        <w:t>Terrence Malick's impressionistic story of a Midwestern family in the 1950s. The film follows the life journey of the eldest son through the innocence of childhood to his disillusioned adult years as he tries to reconcile a complicated relationship with his father. Brad Pitt and Sean Penn star. PG-13 for some thematic material. 138 min. Galleria.</w:t>
-        <w:br/>
-        <w:t>b&gt;ZOOKEEPER</w:t>
-        <w:br/>
-        <w:t>* Critic's Call: **</w:t>
-        <w:br/>
-        <w:t>/b&gt;</w:t>
-        <w:br/>
-        <w:t>Animals at the Franklin Park Zoo break their time-honored code of silence and reveal they can talk when their kindhearted caretaker (Kevin James) contemplates leaving in search of romance. They decide to teach him the rules of courtship in this comedy with the voices of Cher, Nick Nolte, Adam Sandler and Sylvester Stallone. PG for some rude and suggestive humor and language. 104 min. Clearview, Twin Hi-Way.</w:t>
-        <w:br/>
-        <w:t>b&gt; SELECT THEATERS</w:t>
-        <w:br/>
-        <w:t>/b&gt;</w:t>
-        <w:br/>
-        <w:t>* Films in second-run theaters only.</w:t>
-        <w:br/>
-        <w:t>b&gt;A BETTER LIFE</w:t>
-        <w:br/>
-        <w:t>* Critic's Call: ***1/2</w:t>
-        <w:br/>
-        <w:t>/b&gt;</w:t>
-        <w:br/>
-        <w:t>PG-13 for some violence, language and brief drug use. 98 min. Maxi-Saver.</w:t>
-        <w:br/>
-        <w:t>b&gt;BRIDESMAIDS</w:t>
-        <w:br/>
-        <w:t>* Critic's Call: ***</w:t>
-        <w:br/>
-        <w:t>/b&gt;</w:t>
-        <w:br/>
-        <w:t>R for some strong sexuality, and language throughout. 125 min. Maxi-Saver.</w:t>
-        <w:br/>
-        <w:t>b&gt;FAST FIVE</w:t>
-        <w:br/>
-        <w:t>* Critic's Call: **1/2</w:t>
-        <w:br/>
-        <w:t>/b&gt;</w:t>
-        <w:br/>
-        <w:t>PG-13 for intense sequences of violence and action, sexual content and language. 130 min. Maxi-Saver.</w:t>
-        <w:br/>
-        <w:t>b&gt;GREEN LANTERN</w:t>
-        <w:br/>
-        <w:t>* Critic's Call: **1/2</w:t>
-        <w:br/>
-        <w:t>/b&gt;</w:t>
-        <w:br/>
-        <w:t>PG-13 for intense sequences of sci-fi violence and action. 114 min. Maxi-Saver.</w:t>
-        <w:br/>
-        <w:t>b&gt;THE HANGOVER PART II</w:t>
-        <w:br/>
-        <w:t>* Critic's Call: **</w:t>
-        <w:br/>
-        <w:t>/b&gt;</w:t>
-        <w:br/>
-        <w:t>R for pervasive language, strong sexual content including graphic nudity, drug use and brief violent images. 102 min. Maxi-Saver.</w:t>
-        <w:br/>
-        <w:t>b&gt;JUDY MOODY AND THE NOT BUMMER SUMMER</w:t>
-        <w:br/>
-        <w:t>* Critic's Call: **</w:t>
-        <w:br/>
-        <w:t>/b&gt;</w:t>
-        <w:br/>
-        <w:t>PG for some mild rude humor and language. 91 min. Maxi-Saver.</w:t>
-        <w:br/>
-        <w:t>b&gt;KUNG FU PANDA 2</w:t>
-        <w:br/>
-        <w:t>* Critic's Call: **1/2</w:t>
-        <w:br/>
-        <w:t>/b&gt;</w:t>
-        <w:br/>
-        <w:t>PG for sequences of martial arts action and mild violence. 90 min. Maxi-Saver.</w:t>
-        <w:br/>
-        <w:t>b&gt;LARRY CROWNE</w:t>
-        <w:br/>
-        <w:t>* Critic's Call: **</w:t>
-        <w:br/>
-        <w:t>/b&gt;</w:t>
-        <w:br/>
-        <w:t>PG-13 for brief strong language, some sexual content. 99 min. Maxi-Saver.</w:t>
-        <w:br/>
-        <w:t>b&gt;PIRATES OF THE CARIBBEAN: ON STRANGER TIDES</w:t>
-        <w:br/>
-        <w:t>* Critic's Call: **1/2</w:t>
-        <w:br/>
-        <w:t>/b&gt;</w:t>
-        <w:br/>
-        <w:t>PG-13 for intense sequences of action/adventure violence, some frightening images, sensuality and innuendo. 127 min. Clearview.</w:t>
-        <w:br/>
-        <w:t>b&gt;RIO</w:t>
-        <w:br/>
-        <w:t>* Critic's Call: ***1/2</w:t>
-        <w:br/>
-        <w:t>/b&gt;</w:t>
-        <w:br/>
-        <w:t>Rated G. 96 min. Maxi-Saver.</w:t>
-        <w:br/>
-        <w:t>b&gt;THOR</w:t>
-        <w:br/>
-        <w:t>* Critic's Call: ***1/2</w:t>
-        <w:br/>
-        <w:t>/b&gt;</w:t>
-        <w:br/>
-        <w:t>PG-13 for sequences of intense sci-fi action and violence. 113 min. Maxi-Saver.</w:t>
-        <w:br/>
-        <w:t>b&gt;* CLOSING TODAY:</w:t>
-        <w:br/>
-        <w:t>/b&gt;"Buck," "The Lincoln Lawyer," "Meek's Cutoff," "Mr. Popper's Penguins," "Snow Flower and the Secret Fan," "The Trip," "Winnie the Pooh."</w:t>
-        <w:br/>
-        <w:t>* Screening times in many of the movie theater ads in this section are for Thursday only. See Friday's Magazine section for Friday show times.</w:t>
-        <w:br/>
-        <w:br/>
-        <w:t>Notes</w:t>
-        <w:br/>
-        <w:br/>
-        <w:t>WEEKEND MAG</w:t>
-        <w:br/>
-        <w:br/>
-        <w:t>Graphic</w:t>
-        <w:br/>
-        <w:br/>
-        <w:t xml:space="preserve"> </w:t>
-        <w:br/>
-        <w:t>PHOTO: Jason Momoa stars as Conan in the new "Conan the Barbarian."</w:t>
+        <w:t>To hear the testimony of civil rights activist Fannie Lou Hamer before Walter Mondale's credentials committee at the Democratic National Convention, visit http://tinyurl.com/pjy55ul.</w:t>
       </w:r>
     </w:p>
     <w:sectPr>
